--- a/Coding 2 - year/Unit 5 - Sorting Searching & Recursion/Daily Lesson Plans/Word/Day 20.docx
+++ b/Coding 2 - year/Unit 5 - Sorting Searching & Recursion/Daily Lesson Plans/Word/Day 20.docx
@@ -50,12 +50,15 @@
               </w:rPr>
               <w:t xml:space="preserve">Coding II — Full Year</w:t>
             </w:r>
-          </w:p>
-          <w:p>
-            <w:pPr>
-              <w:spacing w:before="40"/>
-              <w:jc w:val="center"/>
-            </w:pPr>
+            <w:r>
+              <w:rPr>
+                <w:rFonts w:ascii="Arial" w:cs="Arial" w:eastAsia="Arial" w:hAnsi="Arial"/>
+                <w:sz w:val="16"/>
+                <w:szCs w:val="16"/>
+              </w:rPr>
+              <w:br/>
+              <w:t xml:space="preserve"/>
+            </w:r>
             <w:r>
               <w:rPr>
                 <w:rFonts w:ascii="Arial" w:cs="Arial" w:eastAsia="Arial" w:hAnsi="Arial"/>
@@ -83,7 +86,7 @@
           <w:rFonts w:ascii="Arial" w:cs="Arial" w:eastAsia="Arial" w:hAnsi="Arial"/>
           <w:b/>
           <w:bCs/>
-          <w:color w:val="0D3B1F"/>
+          <w:color w:val="1B7A4A"/>
           <w:sz w:val="32"/>
           <w:szCs w:val="32"/>
         </w:rPr>
@@ -261,9 +264,9 @@
               <w:right w:val="single" w:color="CCCCCC" w:sz="1"/>
             </w:tcBorders>
             <w:tcMar>
-              <w:top w:type="dxa" w:w="60"/>
+              <w:top w:type="dxa" w:w="80"/>
               <w:left w:type="dxa" w:w="120"/>
-              <w:bottom w:type="dxa" w:w="60"/>
+              <w:bottom w:type="dxa" w:w="80"/>
               <w:right w:type="dxa" w:w="120"/>
             </w:tcMar>
           </w:tcPr>
@@ -290,20 +293,213 @@
               <w:right w:val="single" w:color="CCCCCC" w:sz="1"/>
             </w:tcBorders>
             <w:tcMar>
-              <w:top w:type="dxa" w:w="60"/>
+              <w:top w:type="dxa" w:w="80"/>
               <w:left w:type="dxa" w:w="120"/>
-              <w:bottom w:type="dxa" w:w="60"/>
+              <w:bottom w:type="dxa" w:w="80"/>
               <w:right w:type="dxa" w:w="120"/>
             </w:tcMar>
           </w:tcPr>
           <w:p>
-            <w:r>
-              <w:rPr>
-                <w:rFonts w:ascii="Arial" w:cs="Arial" w:eastAsia="Arial" w:hAnsi="Arial"/>
-                <w:sz w:val="20"/>
-                <w:szCs w:val="20"/>
+            <w:pPr>
+              <w:spacing w:after="80" w:before="80"/>
+            </w:pPr>
+            <w:r>
+              <w:rPr>
+                <w:rFonts w:ascii="Arial" w:cs="Arial" w:eastAsia="Arial" w:hAnsi="Arial"/>
+                <w:b/>
+                <w:bCs/>
+                <w:i w:val="false"/>
+                <w:iCs w:val="false"/>
+                <w:color w:val="000000"/>
+                <w:sz w:val="22"/>
+                <w:szCs w:val="22"/>
               </w:rPr>
               <w:t xml:space="preserve">Bell Ringer / Review</w:t>
+            </w:r>
+            <w:r>
+              <w:rPr>
+                <w:rFonts w:ascii="Arial" w:cs="Arial" w:eastAsia="Arial" w:hAnsi="Arial"/>
+                <w:sz w:val="20"/>
+                <w:szCs w:val="20"/>
+              </w:rPr>
+              <w:br/>
+              <w:t xml:space="preserve"/>
+            </w:r>
+            <w:r>
+              <w:rPr>
+                <w:rFonts w:ascii="Arial" w:cs="Arial" w:eastAsia="Arial" w:hAnsi="Arial"/>
+                <w:sz w:val="20"/>
+                <w:szCs w:val="20"/>
+              </w:rPr>
+              <w:br/>
+              <w:t xml:space="preserve"/>
+            </w:r>
+            <w:r>
+              <w:rPr>
+                <w:rFonts w:ascii="Arial" w:cs="Arial" w:eastAsia="Arial" w:hAnsi="Arial"/>
+                <w:b/>
+                <w:bCs/>
+                <w:i w:val="false"/>
+                <w:iCs w:val="false"/>
+                <w:color w:val="000000"/>
+                <w:sz w:val="20"/>
+                <w:szCs w:val="20"/>
+              </w:rPr>
+              <w:t xml:space="preserve">Quick Write </w:t>
+            </w:r>
+            <w:r>
+              <w:rPr>
+                <w:rFonts w:ascii="Arial" w:cs="Arial" w:eastAsia="Arial" w:hAnsi="Arial"/>
+                <w:b w:val="false"/>
+                <w:bCs w:val="false"/>
+                <w:i w:val="false"/>
+                <w:iCs w:val="false"/>
+                <w:color w:val="000000"/>
+                <w:sz w:val="20"/>
+                <w:szCs w:val="20"/>
+              </w:rPr>
+              <w:t xml:space="preserve">(3 min — written or verbal):</w:t>
+            </w:r>
+            <w:r>
+              <w:rPr>
+                <w:rFonts w:ascii="Arial" w:cs="Arial" w:eastAsia="Arial" w:hAnsi="Arial"/>
+                <w:sz w:val="20"/>
+                <w:szCs w:val="20"/>
+              </w:rPr>
+              <w:br/>
+              <w:t xml:space="preserve"/>
+            </w:r>
+            <w:r>
+              <w:rPr>
+                <w:rFonts w:ascii="Arial" w:cs="Arial" w:eastAsia="Arial" w:hAnsi="Arial"/>
+                <w:b w:val="false"/>
+                <w:bCs w:val="false"/>
+                <w:i w:val="false"/>
+                <w:iCs w:val="false"/>
+                <w:color w:val="000000"/>
+                <w:sz w:val="20"/>
+                <w:szCs w:val="20"/>
+              </w:rPr>
+              <w:t xml:space="preserve">    What do you already know about how to use complex key functions and solve sorting challenges with built-in Python sort?</w:t>
+            </w:r>
+            <w:r>
+              <w:rPr>
+                <w:rFonts w:ascii="Arial" w:cs="Arial" w:eastAsia="Arial" w:hAnsi="Arial"/>
+                <w:sz w:val="20"/>
+                <w:szCs w:val="20"/>
+              </w:rPr>
+              <w:br/>
+              <w:t xml:space="preserve"/>
+            </w:r>
+            <w:r>
+              <w:rPr>
+                <w:rFonts w:ascii="Arial" w:cs="Arial" w:eastAsia="Arial" w:hAnsi="Arial"/>
+                <w:sz w:val="20"/>
+                <w:szCs w:val="20"/>
+              </w:rPr>
+              <w:br/>
+              <w:t xml:space="preserve"/>
+            </w:r>
+            <w:r>
+              <w:rPr>
+                <w:rFonts w:ascii="Arial" w:cs="Arial" w:eastAsia="Arial" w:hAnsi="Arial"/>
+                <w:b/>
+                <w:bCs/>
+                <w:i w:val="false"/>
+                <w:iCs w:val="false"/>
+                <w:color w:val="000000"/>
+                <w:sz w:val="20"/>
+                <w:szCs w:val="20"/>
+              </w:rPr>
+              <w:t xml:space="preserve">Vocabulary Preview — </w:t>
+            </w:r>
+            <w:r>
+              <w:rPr>
+                <w:rFonts w:ascii="Arial" w:cs="Arial" w:eastAsia="Arial" w:hAnsi="Arial"/>
+                <w:b w:val="false"/>
+                <w:bCs w:val="false"/>
+                <w:i w:val="false"/>
+                <w:iCs w:val="false"/>
+                <w:color w:val="000000"/>
+                <w:sz w:val="20"/>
+                <w:szCs w:val="20"/>
+              </w:rPr>
+              <w:t xml:space="preserve">terms we'll use today:</w:t>
+            </w:r>
+            <w:r>
+              <w:rPr>
+                <w:rFonts w:ascii="Arial" w:cs="Arial" w:eastAsia="Arial" w:hAnsi="Arial"/>
+                <w:sz w:val="20"/>
+                <w:szCs w:val="20"/>
+              </w:rPr>
+              <w:br/>
+              <w:t xml:space="preserve"/>
+            </w:r>
+            <w:r>
+              <w:rPr>
+                <w:rFonts w:ascii="Arial" w:cs="Arial" w:eastAsia="Arial" w:hAnsi="Arial"/>
+                <w:b w:val="false"/>
+                <w:bCs w:val="false"/>
+                <w:i w:val="false"/>
+                <w:iCs w:val="false"/>
+                <w:color w:val="000000"/>
+                <w:sz w:val="20"/>
+                <w:szCs w:val="20"/>
+              </w:rPr>
+              <w:t xml:space="preserve">    • Key Function   •   Lambda vs. Regular Functions   •   Common Key Functions</w:t>
+            </w:r>
+            <w:r>
+              <w:rPr>
+                <w:rFonts w:ascii="Arial" w:cs="Arial" w:eastAsia="Arial" w:hAnsi="Arial"/>
+                <w:sz w:val="20"/>
+                <w:szCs w:val="20"/>
+              </w:rPr>
+              <w:br/>
+              <w:t xml:space="preserve"/>
+            </w:r>
+            <w:r>
+              <w:rPr>
+                <w:rFonts w:ascii="Arial" w:cs="Arial" w:eastAsia="Arial" w:hAnsi="Arial"/>
+                <w:sz w:val="20"/>
+                <w:szCs w:val="20"/>
+              </w:rPr>
+              <w:br/>
+              <w:t xml:space="preserve"/>
+            </w:r>
+            <w:r>
+              <w:rPr>
+                <w:rFonts w:ascii="Arial" w:cs="Arial" w:eastAsia="Arial" w:hAnsi="Arial"/>
+                <w:b w:val="false"/>
+                <w:bCs w:val="false"/>
+                <w:i/>
+                <w:iCs/>
+                <w:color w:val="444444"/>
+                <w:sz w:val="20"/>
+                <w:szCs w:val="20"/>
+              </w:rPr>
+              <w:t xml:space="preserve">Today's Goal: By the end of class you will be able to use complex key functions and solve sorting challenges with built-in Python sort.</w:t>
+            </w:r>
+            <w:r>
+              <w:rPr>
+                <w:rFonts w:ascii="Arial" w:cs="Arial" w:eastAsia="Arial" w:hAnsi="Arial"/>
+                <w:sz w:val="20"/>
+                <w:szCs w:val="20"/>
+              </w:rPr>
+              <w:br/>
+              <w:t xml:space="preserve"/>
+            </w:r>
+            <w:r>
+              <w:rPr>
+                <w:rFonts w:ascii="Arial" w:cs="Arial" w:eastAsia="Arial" w:hAnsi="Arial"/>
+                <w:b w:val="false"/>
+                <w:bCs w:val="false"/>
+                <w:i/>
+                <w:iCs/>
+                <w:color w:val="555555"/>
+                <w:sz w:val="20"/>
+                <w:szCs w:val="20"/>
+              </w:rPr>
+              <w:t xml:space="preserve">→ Pair-share your response, then 2–3 students share with the class.</w:t>
             </w:r>
           </w:p>
         </w:tc>
@@ -319,9 +515,9 @@
               <w:right w:val="single" w:color="CCCCCC" w:sz="1"/>
             </w:tcBorders>
             <w:tcMar>
-              <w:top w:type="dxa" w:w="60"/>
+              <w:top w:type="dxa" w:w="80"/>
               <w:left w:type="dxa" w:w="120"/>
-              <w:bottom w:type="dxa" w:w="60"/>
+              <w:bottom w:type="dxa" w:w="80"/>
               <w:right w:type="dxa" w:w="120"/>
             </w:tcMar>
           </w:tcPr>
@@ -348,20 +544,415 @@
               <w:right w:val="single" w:color="CCCCCC" w:sz="1"/>
             </w:tcBorders>
             <w:tcMar>
-              <w:top w:type="dxa" w:w="60"/>
+              <w:top w:type="dxa" w:w="80"/>
               <w:left w:type="dxa" w:w="120"/>
-              <w:bottom w:type="dxa" w:w="60"/>
+              <w:bottom w:type="dxa" w:w="80"/>
               <w:right w:type="dxa" w:w="120"/>
             </w:tcMar>
           </w:tcPr>
           <w:p>
-            <w:r>
-              <w:rPr>
-                <w:rFonts w:ascii="Arial" w:cs="Arial" w:eastAsia="Arial" w:hAnsi="Arial"/>
-                <w:sz w:val="20"/>
-                <w:szCs w:val="20"/>
-              </w:rPr>
-              <w:t xml:space="preserve">Mini Lesson: Sorting with sorted() &amp; Advanced Key Functions</w:t>
+            <w:pPr>
+              <w:spacing w:after="80" w:before="80"/>
+            </w:pPr>
+            <w:r>
+              <w:rPr>
+                <w:rFonts w:ascii="Arial" w:cs="Arial" w:eastAsia="Arial" w:hAnsi="Arial"/>
+                <w:b/>
+                <w:bCs/>
+                <w:i w:val="false"/>
+                <w:iCs w:val="false"/>
+                <w:color w:val="000000"/>
+                <w:sz w:val="22"/>
+                <w:szCs w:val="22"/>
+              </w:rPr>
+              <w:t xml:space="preserve">Mini Lesson: </w:t>
+            </w:r>
+            <w:r>
+              <w:rPr>
+                <w:rFonts w:ascii="Arial" w:cs="Arial" w:eastAsia="Arial" w:hAnsi="Arial"/>
+                <w:b w:val="false"/>
+                <w:bCs w:val="false"/>
+                <w:i w:val="false"/>
+                <w:iCs w:val="false"/>
+                <w:color w:val="000000"/>
+                <w:sz w:val="22"/>
+                <w:szCs w:val="22"/>
+              </w:rPr>
+              <w:t xml:space="preserve">Sorting with sorted() &amp; Advanced Key Functions</w:t>
+            </w:r>
+            <w:r>
+              <w:rPr>
+                <w:rFonts w:ascii="Arial" w:cs="Arial" w:eastAsia="Arial" w:hAnsi="Arial"/>
+                <w:sz w:val="20"/>
+                <w:szCs w:val="20"/>
+              </w:rPr>
+              <w:br/>
+              <w:t xml:space="preserve"/>
+            </w:r>
+            <w:r>
+              <w:rPr>
+                <w:rFonts w:ascii="Arial" w:cs="Arial" w:eastAsia="Arial" w:hAnsi="Arial"/>
+                <w:sz w:val="20"/>
+                <w:szCs w:val="20"/>
+              </w:rPr>
+              <w:br/>
+              <w:t xml:space="preserve"/>
+            </w:r>
+            <w:r>
+              <w:rPr>
+                <w:rFonts w:ascii="Arial" w:cs="Arial" w:eastAsia="Arial" w:hAnsi="Arial"/>
+                <w:b/>
+                <w:bCs/>
+                <w:i/>
+                <w:iCs/>
+                <w:color w:val="000000"/>
+                <w:sz w:val="20"/>
+                <w:szCs w:val="20"/>
+              </w:rPr>
+              <w:t xml:space="preserve">Learning Target: </w:t>
+            </w:r>
+            <w:r>
+              <w:rPr>
+                <w:rFonts w:ascii="Arial" w:cs="Arial" w:eastAsia="Arial" w:hAnsi="Arial"/>
+                <w:b w:val="false"/>
+                <w:bCs w:val="false"/>
+                <w:i/>
+                <w:iCs/>
+                <w:color w:val="333333"/>
+                <w:sz w:val="20"/>
+                <w:szCs w:val="20"/>
+              </w:rPr>
+              <w:t xml:space="preserve">I can use complex key functions and solve sorting challenges with built-in Python sort.</w:t>
+            </w:r>
+            <w:r>
+              <w:rPr>
+                <w:rFonts w:ascii="Arial" w:cs="Arial" w:eastAsia="Arial" w:hAnsi="Arial"/>
+                <w:sz w:val="20"/>
+                <w:szCs w:val="20"/>
+              </w:rPr>
+              <w:br/>
+              <w:t xml:space="preserve"/>
+            </w:r>
+            <w:r>
+              <w:rPr>
+                <w:rFonts w:ascii="Arial" w:cs="Arial" w:eastAsia="Arial" w:hAnsi="Arial"/>
+                <w:sz w:val="20"/>
+                <w:szCs w:val="20"/>
+              </w:rPr>
+              <w:br/>
+              <w:t xml:space="preserve"/>
+            </w:r>
+            <w:r>
+              <w:rPr>
+                <w:rFonts w:ascii="Arial" w:cs="Arial" w:eastAsia="Arial" w:hAnsi="Arial"/>
+                <w:b/>
+                <w:bCs/>
+                <w:i w:val="false"/>
+                <w:iCs w:val="false"/>
+                <w:color w:val="000000"/>
+                <w:sz w:val="20"/>
+                <w:szCs w:val="20"/>
+              </w:rPr>
+              <w:t xml:space="preserve">Key Concepts:</w:t>
+            </w:r>
+            <w:r>
+              <w:rPr>
+                <w:rFonts w:ascii="Arial" w:cs="Arial" w:eastAsia="Arial" w:hAnsi="Arial"/>
+                <w:sz w:val="20"/>
+                <w:szCs w:val="20"/>
+              </w:rPr>
+              <w:br/>
+              <w:t xml:space="preserve"/>
+            </w:r>
+            <w:r>
+              <w:rPr>
+                <w:rFonts w:ascii="Arial" w:cs="Arial" w:eastAsia="Arial" w:hAnsi="Arial"/>
+                <w:b w:val="false"/>
+                <w:bCs w:val="false"/>
+                <w:i w:val="false"/>
+                <w:iCs w:val="false"/>
+                <w:color w:val="000000"/>
+                <w:sz w:val="20"/>
+                <w:szCs w:val="20"/>
+              </w:rPr>
+              <w:t xml:space="preserve">    • A function passed to key= that extracts a "comparison value" from each element</w:t>
+            </w:r>
+            <w:r>
+              <w:rPr>
+                <w:rFonts w:ascii="Arial" w:cs="Arial" w:eastAsia="Arial" w:hAnsi="Arial"/>
+                <w:sz w:val="20"/>
+                <w:szCs w:val="20"/>
+              </w:rPr>
+              <w:br/>
+              <w:t xml:space="preserve"/>
+            </w:r>
+            <w:r>
+              <w:rPr>
+                <w:rFonts w:ascii="Arial" w:cs="Arial" w:eastAsia="Arial" w:hAnsi="Arial"/>
+                <w:b w:val="false"/>
+                <w:bCs w:val="false"/>
+                <w:i w:val="false"/>
+                <w:iCs w:val="false"/>
+                <w:color w:val="000000"/>
+                <w:sz w:val="20"/>
+                <w:szCs w:val="20"/>
+              </w:rPr>
+              <w:t xml:space="preserve">    • Applied once per element during sorting</w:t>
+            </w:r>
+            <w:r>
+              <w:rPr>
+                <w:rFonts w:ascii="Arial" w:cs="Arial" w:eastAsia="Arial" w:hAnsi="Arial"/>
+                <w:sz w:val="20"/>
+                <w:szCs w:val="20"/>
+              </w:rPr>
+              <w:br/>
+              <w:t xml:space="preserve"/>
+            </w:r>
+            <w:r>
+              <w:rPr>
+                <w:rFonts w:ascii="Arial" w:cs="Arial" w:eastAsia="Arial" w:hAnsi="Arial"/>
+                <w:b w:val="false"/>
+                <w:bCs w:val="false"/>
+                <w:i w:val="false"/>
+                <w:iCs w:val="false"/>
+                <w:color w:val="000000"/>
+                <w:sz w:val="20"/>
+                <w:szCs w:val="20"/>
+              </w:rPr>
+              <w:t xml:space="preserve">    • Dramatically simplifies complex sorting problems</w:t>
+            </w:r>
+            <w:r>
+              <w:rPr>
+                <w:rFonts w:ascii="Arial" w:cs="Arial" w:eastAsia="Arial" w:hAnsi="Arial"/>
+                <w:sz w:val="20"/>
+                <w:szCs w:val="20"/>
+              </w:rPr>
+              <w:br/>
+              <w:t xml:space="preserve"/>
+            </w:r>
+            <w:r>
+              <w:rPr>
+                <w:rFonts w:ascii="Arial" w:cs="Arial" w:eastAsia="Arial" w:hAnsi="Arial"/>
+                <w:b w:val="false"/>
+                <w:bCs w:val="false"/>
+                <w:i w:val="false"/>
+                <w:iCs w:val="false"/>
+                <w:color w:val="000000"/>
+                <w:sz w:val="20"/>
+                <w:szCs w:val="20"/>
+              </w:rPr>
+              <w:t xml:space="preserve">    • str.lower — case-insensitive string sort</w:t>
+            </w:r>
+            <w:r>
+              <w:rPr>
+                <w:rFonts w:ascii="Arial" w:cs="Arial" w:eastAsia="Arial" w:hAnsi="Arial"/>
+                <w:sz w:val="20"/>
+                <w:szCs w:val="20"/>
+              </w:rPr>
+              <w:br/>
+              <w:t xml:space="preserve"/>
+            </w:r>
+            <w:r>
+              <w:rPr>
+                <w:rFonts w:ascii="Arial" w:cs="Arial" w:eastAsia="Arial" w:hAnsi="Arial"/>
+                <w:b w:val="false"/>
+                <w:bCs w:val="false"/>
+                <w:i w:val="false"/>
+                <w:iCs w:val="false"/>
+                <w:color w:val="000000"/>
+                <w:sz w:val="20"/>
+                <w:szCs w:val="20"/>
+              </w:rPr>
+              <w:t xml:space="preserve">    • len — sort by length</w:t>
+            </w:r>
+            <w:r>
+              <w:rPr>
+                <w:rFonts w:ascii="Arial" w:cs="Arial" w:eastAsia="Arial" w:hAnsi="Arial"/>
+                <w:sz w:val="20"/>
+                <w:szCs w:val="20"/>
+              </w:rPr>
+              <w:br/>
+              <w:t xml:space="preserve"/>
+            </w:r>
+            <w:r>
+              <w:rPr>
+                <w:rFonts w:ascii="Arial" w:cs="Arial" w:eastAsia="Arial" w:hAnsi="Arial"/>
+                <w:b w:val="false"/>
+                <w:bCs w:val="false"/>
+                <w:i w:val="false"/>
+                <w:iCs w:val="false"/>
+                <w:color w:val="000000"/>
+                <w:sz w:val="20"/>
+                <w:szCs w:val="20"/>
+              </w:rPr>
+              <w:t xml:space="preserve">    • abs — sort by absolute value</w:t>
+            </w:r>
+            <w:r>
+              <w:rPr>
+                <w:rFonts w:ascii="Arial" w:cs="Arial" w:eastAsia="Arial" w:hAnsi="Arial"/>
+                <w:sz w:val="20"/>
+                <w:szCs w:val="20"/>
+              </w:rPr>
+              <w:br/>
+              <w:t xml:space="preserve"/>
+            </w:r>
+            <w:r>
+              <w:rPr>
+                <w:rFonts w:ascii="Arial" w:cs="Arial" w:eastAsia="Arial" w:hAnsi="Arial"/>
+                <w:b w:val="false"/>
+                <w:bCs w:val="false"/>
+                <w:i w:val="false"/>
+                <w:iCs w:val="false"/>
+                <w:color w:val="000000"/>
+                <w:sz w:val="20"/>
+                <w:szCs w:val="20"/>
+              </w:rPr>
+              <w:t xml:space="preserve">    • operator.itemgetter(index) — extract item from tuple/dict</w:t>
+            </w:r>
+            <w:r>
+              <w:rPr>
+                <w:rFonts w:ascii="Arial" w:cs="Arial" w:eastAsia="Arial" w:hAnsi="Arial"/>
+                <w:sz w:val="20"/>
+                <w:szCs w:val="20"/>
+              </w:rPr>
+              <w:br/>
+              <w:t xml:space="preserve"/>
+            </w:r>
+            <w:r>
+              <w:rPr>
+                <w:rFonts w:ascii="Arial" w:cs="Arial" w:eastAsia="Arial" w:hAnsi="Arial"/>
+                <w:b w:val="false"/>
+                <w:bCs w:val="false"/>
+                <w:i w:val="false"/>
+                <w:iCs w:val="false"/>
+                <w:color w:val="000000"/>
+                <w:sz w:val="20"/>
+                <w:szCs w:val="20"/>
+              </w:rPr>
+              <w:t xml:space="preserve">    • Custom lambda — any transformation</w:t>
+            </w:r>
+            <w:r>
+              <w:rPr>
+                <w:rFonts w:ascii="Arial" w:cs="Arial" w:eastAsia="Arial" w:hAnsi="Arial"/>
+                <w:sz w:val="20"/>
+                <w:szCs w:val="20"/>
+              </w:rPr>
+              <w:br/>
+              <w:t xml:space="preserve"/>
+            </w:r>
+            <w:r>
+              <w:rPr>
+                <w:rFonts w:ascii="Arial" w:cs="Arial" w:eastAsia="Arial" w:hAnsi="Arial"/>
+                <w:sz w:val="20"/>
+                <w:szCs w:val="20"/>
+              </w:rPr>
+              <w:br/>
+              <w:t xml:space="preserve"/>
+            </w:r>
+            <w:r>
+              <w:rPr>
+                <w:rFonts w:ascii="Arial" w:cs="Arial" w:eastAsia="Arial" w:hAnsi="Arial"/>
+                <w:b/>
+                <w:bCs/>
+                <w:i w:val="false"/>
+                <w:iCs w:val="false"/>
+                <w:color w:val="000000"/>
+                <w:sz w:val="20"/>
+                <w:szCs w:val="20"/>
+              </w:rPr>
+              <w:t xml:space="preserve">Vocabulary: </w:t>
+            </w:r>
+            <w:r>
+              <w:rPr>
+                <w:rFonts w:ascii="Arial" w:cs="Arial" w:eastAsia="Arial" w:hAnsi="Arial"/>
+                <w:b w:val="false"/>
+                <w:bCs w:val="false"/>
+                <w:i w:val="false"/>
+                <w:iCs w:val="false"/>
+                <w:color w:val="000000"/>
+                <w:sz w:val="20"/>
+                <w:szCs w:val="20"/>
+              </w:rPr>
+              <w:t xml:space="preserve">Key Function, Lambda vs. Regular Functions, Common Key Functions</w:t>
+            </w:r>
+            <w:r>
+              <w:rPr>
+                <w:rFonts w:ascii="Arial" w:cs="Arial" w:eastAsia="Arial" w:hAnsi="Arial"/>
+                <w:sz w:val="20"/>
+                <w:szCs w:val="20"/>
+              </w:rPr>
+              <w:br/>
+              <w:t xml:space="preserve"/>
+            </w:r>
+            <w:r>
+              <w:rPr>
+                <w:rFonts w:ascii="Arial" w:cs="Arial" w:eastAsia="Arial" w:hAnsi="Arial"/>
+                <w:sz w:val="20"/>
+                <w:szCs w:val="20"/>
+              </w:rPr>
+              <w:br/>
+              <w:t xml:space="preserve"/>
+            </w:r>
+            <w:r>
+              <w:rPr>
+                <w:rFonts w:ascii="Arial" w:cs="Arial" w:eastAsia="Arial" w:hAnsi="Arial"/>
+                <w:b/>
+                <w:bCs/>
+                <w:i/>
+                <w:iCs/>
+                <w:color w:val="555555"/>
+                <w:sz w:val="20"/>
+                <w:szCs w:val="20"/>
+              </w:rPr>
+              <w:t xml:space="preserve">→ Live Demo — </w:t>
+            </w:r>
+            <w:r>
+              <w:rPr>
+                <w:rFonts w:ascii="Arial" w:cs="Arial" w:eastAsia="Arial" w:hAnsi="Arial"/>
+                <w:b w:val="false"/>
+                <w:bCs w:val="false"/>
+                <w:i/>
+                <w:iCs/>
+                <w:color w:val="555555"/>
+                <w:sz w:val="20"/>
+                <w:szCs w:val="20"/>
+              </w:rPr>
+              <w:t xml:space="preserve">type examples as students follow along in their own editor.</w:t>
+            </w:r>
+            <w:r>
+              <w:rPr>
+                <w:rFonts w:ascii="Arial" w:cs="Arial" w:eastAsia="Arial" w:hAnsi="Arial"/>
+                <w:sz w:val="20"/>
+                <w:szCs w:val="20"/>
+              </w:rPr>
+              <w:br/>
+              <w:t xml:space="preserve"/>
+            </w:r>
+            <w:r>
+              <w:rPr>
+                <w:rFonts w:ascii="Arial" w:cs="Arial" w:eastAsia="Arial" w:hAnsi="Arial"/>
+                <w:b/>
+                <w:bCs/>
+                <w:i/>
+                <w:iCs/>
+                <w:color w:val="555555"/>
+                <w:sz w:val="20"/>
+                <w:szCs w:val="20"/>
+              </w:rPr>
+              <w:t xml:space="preserve">→ Check for Understanding: </w:t>
+            </w:r>
+            <w:r>
+              <w:rPr>
+                <w:rFonts w:ascii="Arial" w:cs="Arial" w:eastAsia="Arial" w:hAnsi="Arial"/>
+                <w:b w:val="false"/>
+                <w:bCs w:val="false"/>
+                <w:i/>
+                <w:iCs/>
+                <w:color w:val="555555"/>
+                <w:sz w:val="20"/>
+                <w:szCs w:val="20"/>
+              </w:rPr>
+              <w:t xml:space="preserve">pause and cold-call: “Can someone explain what we just did in their own words?”</w:t>
             </w:r>
           </w:p>
         </w:tc>
@@ -377,9 +968,9 @@
               <w:right w:val="single" w:color="CCCCCC" w:sz="1"/>
             </w:tcBorders>
             <w:tcMar>
-              <w:top w:type="dxa" w:w="60"/>
+              <w:top w:type="dxa" w:w="80"/>
               <w:left w:type="dxa" w:w="120"/>
-              <w:bottom w:type="dxa" w:w="60"/>
+              <w:bottom w:type="dxa" w:w="80"/>
               <w:right w:type="dxa" w:w="120"/>
             </w:tcMar>
           </w:tcPr>
@@ -406,20 +997,90 @@
               <w:right w:val="single" w:color="CCCCCC" w:sz="1"/>
             </w:tcBorders>
             <w:tcMar>
-              <w:top w:type="dxa" w:w="60"/>
+              <w:top w:type="dxa" w:w="80"/>
               <w:left w:type="dxa" w:w="120"/>
-              <w:bottom w:type="dxa" w:w="60"/>
+              <w:bottom w:type="dxa" w:w="80"/>
               <w:right w:type="dxa" w:w="120"/>
             </w:tcMar>
           </w:tcPr>
           <w:p>
-            <w:r>
-              <w:rPr>
-                <w:rFonts w:ascii="Arial" w:cs="Arial" w:eastAsia="Arial" w:hAnsi="Arial"/>
-                <w:sz w:val="20"/>
-                <w:szCs w:val="20"/>
+            <w:pPr>
+              <w:spacing w:after="80" w:before="80"/>
+            </w:pPr>
+            <w:r>
+              <w:rPr>
+                <w:rFonts w:ascii="Arial" w:cs="Arial" w:eastAsia="Arial" w:hAnsi="Arial"/>
+                <w:b/>
+                <w:bCs/>
+                <w:i w:val="false"/>
+                <w:iCs w:val="false"/>
+                <w:color w:val="000000"/>
+                <w:sz w:val="22"/>
+                <w:szCs w:val="22"/>
               </w:rPr>
               <w:t xml:space="preserve">Guided Practice</w:t>
+            </w:r>
+            <w:r>
+              <w:rPr>
+                <w:rFonts w:ascii="Arial" w:cs="Arial" w:eastAsia="Arial" w:hAnsi="Arial"/>
+                <w:sz w:val="20"/>
+                <w:szCs w:val="20"/>
+              </w:rPr>
+              <w:br/>
+              <w:t xml:space="preserve"/>
+            </w:r>
+            <w:r>
+              <w:rPr>
+                <w:rFonts w:ascii="Arial" w:cs="Arial" w:eastAsia="Arial" w:hAnsi="Arial"/>
+                <w:sz w:val="20"/>
+                <w:szCs w:val="20"/>
+              </w:rPr>
+              <w:br/>
+              <w:t xml:space="preserve"/>
+            </w:r>
+            <w:r>
+              <w:rPr>
+                <w:rFonts w:ascii="Arial" w:cs="Arial" w:eastAsia="Arial" w:hAnsi="Arial"/>
+                <w:b w:val="false"/>
+                <w:bCs w:val="false"/>
+                <w:i w:val="false"/>
+                <w:iCs w:val="false"/>
+                <w:color w:val="000000"/>
+                <w:sz w:val="20"/>
+                <w:szCs w:val="20"/>
+              </w:rPr>
+              <w:t xml:space="preserve">Activity 1: Multi-Level Sorting</w:t>
+            </w:r>
+            <w:r>
+              <w:rPr>
+                <w:rFonts w:ascii="Arial" w:cs="Arial" w:eastAsia="Arial" w:hAnsi="Arial"/>
+                <w:sz w:val="20"/>
+                <w:szCs w:val="20"/>
+              </w:rPr>
+              <w:br/>
+              <w:t xml:space="preserve"/>
+            </w:r>
+            <w:r>
+              <w:rPr>
+                <w:rFonts w:ascii="Arial" w:cs="Arial" w:eastAsia="Arial" w:hAnsi="Arial"/>
+                <w:sz w:val="20"/>
+                <w:szCs w:val="20"/>
+              </w:rPr>
+              <w:br/>
+              <w:t xml:space="preserve"/>
+            </w:r>
+            <w:r>
+              <w:rPr>
+                <w:rFonts w:ascii="Arial" w:cs="Arial" w:eastAsia="Arial" w:hAnsi="Arial"/>
+                <w:b w:val="false"/>
+                <w:bCs w:val="false"/>
+                <w:i/>
+                <w:iCs/>
+                <w:color w:val="555555"/>
+                <w:sz w:val="20"/>
+                <w:szCs w:val="20"/>
+              </w:rPr>
+              <w:t xml:space="preserve">→ Teacher models — students try alongside, then compare results.</w:t>
             </w:r>
           </w:p>
         </w:tc>
@@ -435,9 +1096,9 @@
               <w:right w:val="single" w:color="CCCCCC" w:sz="1"/>
             </w:tcBorders>
             <w:tcMar>
-              <w:top w:type="dxa" w:w="60"/>
+              <w:top w:type="dxa" w:w="80"/>
               <w:left w:type="dxa" w:w="120"/>
-              <w:bottom w:type="dxa" w:w="60"/>
+              <w:bottom w:type="dxa" w:w="80"/>
               <w:right w:type="dxa" w:w="120"/>
             </w:tcMar>
           </w:tcPr>
@@ -450,7 +1111,7 @@
                 <w:sz w:val="20"/>
                 <w:szCs w:val="20"/>
               </w:rPr>
-              <w:t xml:space="preserve">15-20 min</w:t>
+              <w:t xml:space="preserve">15–20 min</w:t>
             </w:r>
           </w:p>
         </w:tc>
@@ -464,20 +1125,81 @@
               <w:right w:val="single" w:color="CCCCCC" w:sz="1"/>
             </w:tcBorders>
             <w:tcMar>
-              <w:top w:type="dxa" w:w="60"/>
+              <w:top w:type="dxa" w:w="80"/>
               <w:left w:type="dxa" w:w="120"/>
-              <w:bottom w:type="dxa" w:w="60"/>
+              <w:bottom w:type="dxa" w:w="80"/>
               <w:right w:type="dxa" w:w="120"/>
             </w:tcMar>
           </w:tcPr>
           <w:p>
-            <w:r>
-              <w:rPr>
-                <w:rFonts w:ascii="Arial" w:cs="Arial" w:eastAsia="Arial" w:hAnsi="Arial"/>
-                <w:sz w:val="20"/>
-                <w:szCs w:val="20"/>
+            <w:pPr>
+              <w:spacing w:after="80" w:before="80"/>
+            </w:pPr>
+            <w:r>
+              <w:rPr>
+                <w:rFonts w:ascii="Arial" w:cs="Arial" w:eastAsia="Arial" w:hAnsi="Arial"/>
+                <w:b/>
+                <w:bCs/>
+                <w:i w:val="false"/>
+                <w:iCs w:val="false"/>
+                <w:color w:val="000000"/>
+                <w:sz w:val="22"/>
+                <w:szCs w:val="22"/>
               </w:rPr>
               <w:t xml:space="preserve">Independent Practice / Code Along</w:t>
+            </w:r>
+            <w:r>
+              <w:rPr>
+                <w:rFonts w:ascii="Arial" w:cs="Arial" w:eastAsia="Arial" w:hAnsi="Arial"/>
+                <w:sz w:val="20"/>
+                <w:szCs w:val="20"/>
+              </w:rPr>
+              <w:br/>
+              <w:t xml:space="preserve"/>
+            </w:r>
+            <w:r>
+              <w:rPr>
+                <w:rFonts w:ascii="Arial" w:cs="Arial" w:eastAsia="Arial" w:hAnsi="Arial"/>
+                <w:b w:val="false"/>
+                <w:bCs w:val="false"/>
+                <w:i w:val="false"/>
+                <w:iCs w:val="false"/>
+                <w:color w:val="000000"/>
+                <w:sz w:val="20"/>
+                <w:szCs w:val="20"/>
+              </w:rPr>
+              <w:t xml:space="preserve">    Work through problems from the day's exercise set.</w:t>
+            </w:r>
+            <w:r>
+              <w:rPr>
+                <w:rFonts w:ascii="Arial" w:cs="Arial" w:eastAsia="Arial" w:hAnsi="Arial"/>
+                <w:sz w:val="20"/>
+                <w:szCs w:val="20"/>
+              </w:rPr>
+              <w:br/>
+              <w:t xml:space="preserve"/>
+            </w:r>
+            <w:r>
+              <w:rPr>
+                <w:rFonts w:ascii="Arial" w:cs="Arial" w:eastAsia="Arial" w:hAnsi="Arial"/>
+                <w:sz w:val="20"/>
+                <w:szCs w:val="20"/>
+              </w:rPr>
+              <w:br/>
+              <w:t xml:space="preserve"/>
+            </w:r>
+            <w:r>
+              <w:rPr>
+                <w:rFonts w:ascii="Arial" w:cs="Arial" w:eastAsia="Arial" w:hAnsi="Arial"/>
+                <w:b w:val="false"/>
+                <w:bCs w:val="false"/>
+                <w:i/>
+                <w:iCs/>
+                <w:color w:val="555555"/>
+                <w:sz w:val="20"/>
+                <w:szCs w:val="20"/>
+              </w:rPr>
+              <w:t xml:space="preserve">→ Teacher circulates — offer hints, check for understanding.</w:t>
             </w:r>
           </w:p>
         </w:tc>
@@ -493,9 +1215,9 @@
               <w:right w:val="single" w:color="CCCCCC" w:sz="1"/>
             </w:tcBorders>
             <w:tcMar>
-              <w:top w:type="dxa" w:w="60"/>
+              <w:top w:type="dxa" w:w="80"/>
               <w:left w:type="dxa" w:w="120"/>
-              <w:bottom w:type="dxa" w:w="60"/>
+              <w:bottom w:type="dxa" w:w="80"/>
               <w:right w:type="dxa" w:w="120"/>
             </w:tcMar>
           </w:tcPr>
@@ -522,20 +1244,90 @@
               <w:right w:val="single" w:color="CCCCCC" w:sz="1"/>
             </w:tcBorders>
             <w:tcMar>
-              <w:top w:type="dxa" w:w="60"/>
+              <w:top w:type="dxa" w:w="80"/>
               <w:left w:type="dxa" w:w="120"/>
-              <w:bottom w:type="dxa" w:w="60"/>
+              <w:bottom w:type="dxa" w:w="80"/>
               <w:right w:type="dxa" w:w="120"/>
             </w:tcMar>
           </w:tcPr>
           <w:p>
-            <w:r>
-              <w:rPr>
-                <w:rFonts w:ascii="Arial" w:cs="Arial" w:eastAsia="Arial" w:hAnsi="Arial"/>
-                <w:sz w:val="20"/>
-                <w:szCs w:val="20"/>
+            <w:pPr>
+              <w:spacing w:after="80" w:before="80"/>
+            </w:pPr>
+            <w:r>
+              <w:rPr>
+                <w:rFonts w:ascii="Arial" w:cs="Arial" w:eastAsia="Arial" w:hAnsi="Arial"/>
+                <w:b/>
+                <w:bCs/>
+                <w:i w:val="false"/>
+                <w:iCs w:val="false"/>
+                <w:color w:val="000000"/>
+                <w:sz w:val="22"/>
+                <w:szCs w:val="22"/>
               </w:rPr>
               <w:t xml:space="preserve">Exit Ticket / Wrap-Up</w:t>
+            </w:r>
+            <w:r>
+              <w:rPr>
+                <w:rFonts w:ascii="Arial" w:cs="Arial" w:eastAsia="Arial" w:hAnsi="Arial"/>
+                <w:sz w:val="20"/>
+                <w:szCs w:val="20"/>
+              </w:rPr>
+              <w:br/>
+              <w:t xml:space="preserve"/>
+            </w:r>
+            <w:r>
+              <w:rPr>
+                <w:rFonts w:ascii="Arial" w:cs="Arial" w:eastAsia="Arial" w:hAnsi="Arial"/>
+                <w:sz w:val="20"/>
+                <w:szCs w:val="20"/>
+              </w:rPr>
+              <w:br/>
+              <w:t xml:space="preserve"/>
+            </w:r>
+            <w:r>
+              <w:rPr>
+                <w:rFonts w:ascii="Arial" w:cs="Arial" w:eastAsia="Arial" w:hAnsi="Arial"/>
+                <w:b w:val="false"/>
+                <w:bCs w:val="false"/>
+                <w:i w:val="false"/>
+                <w:iCs w:val="false"/>
+                <w:color w:val="000000"/>
+                <w:sz w:val="20"/>
+                <w:szCs w:val="20"/>
+              </w:rPr>
+              <w:t xml:space="preserve">Quick Check: Use complex key functions and solve sorting challenges with built-in Python sort?</w:t>
+            </w:r>
+            <w:r>
+              <w:rPr>
+                <w:rFonts w:ascii="Arial" w:cs="Arial" w:eastAsia="Arial" w:hAnsi="Arial"/>
+                <w:sz w:val="20"/>
+                <w:szCs w:val="20"/>
+              </w:rPr>
+              <w:br/>
+              <w:t xml:space="preserve"/>
+            </w:r>
+            <w:r>
+              <w:rPr>
+                <w:rFonts w:ascii="Arial" w:cs="Arial" w:eastAsia="Arial" w:hAnsi="Arial"/>
+                <w:sz w:val="20"/>
+                <w:szCs w:val="20"/>
+              </w:rPr>
+              <w:br/>
+              <w:t xml:space="preserve"/>
+            </w:r>
+            <w:r>
+              <w:rPr>
+                <w:rFonts w:ascii="Arial" w:cs="Arial" w:eastAsia="Arial" w:hAnsi="Arial"/>
+                <w:b w:val="false"/>
+                <w:bCs w:val="false"/>
+                <w:i/>
+                <w:iCs/>
+                <w:color w:val="555555"/>
+                <w:sz w:val="20"/>
+                <w:szCs w:val="20"/>
+              </w:rPr>
+              <w:t xml:space="preserve">→ 3–2–1: Name 3 things learned, 2 new vocab words, 1 question you still have.</w:t>
             </w:r>
           </w:p>
         </w:tc>
@@ -914,45 +1706,6 @@
                 <w:sz w:val="18"/>
                 <w:szCs w:val="18"/>
               </w:rPr>
-              <w:t xml:space="preserve"># Advanced key function examples</w:t>
-            </w:r>
-          </w:p>
-          <w:p>
-            <w:pPr>
-              <w:spacing w:after="20"/>
-            </w:pPr>
-            <w:r>
-              <w:rPr>
-                <w:rFonts w:ascii="Courier New" w:cs="Courier New" w:eastAsia="Courier New" w:hAnsi="Courier New"/>
-                <w:sz w:val="18"/>
-                <w:szCs w:val="18"/>
-              </w:rPr>
-              <w:t xml:space="preserve"> </w:t>
-            </w:r>
-          </w:p>
-          <w:p>
-            <w:pPr>
-              <w:spacing w:after="20"/>
-            </w:pPr>
-            <w:r>
-              <w:rPr>
-                <w:rFonts w:ascii="Courier New" w:cs="Courier New" w:eastAsia="Courier New" w:hAnsi="Courier New"/>
-                <w:sz w:val="18"/>
-                <w:szCs w:val="18"/>
-              </w:rPr>
-              <w:t xml:space="preserve"># 1. Sorting with multiple sort orders</w:t>
-            </w:r>
-          </w:p>
-          <w:p>
-            <w:pPr>
-              <w:spacing w:after="20"/>
-            </w:pPr>
-            <w:r>
-              <w:rPr>
-                <w:rFonts w:ascii="Courier New" w:cs="Courier New" w:eastAsia="Courier New" w:hAnsi="Courier New"/>
-                <w:sz w:val="18"/>
-                <w:szCs w:val="18"/>
-              </w:rPr>
               <w:t xml:space="preserve">records = [</w:t>
             </w:r>
           </w:p>
@@ -1031,7 +1784,7 @@
                 <w:sz w:val="18"/>
                 <w:szCs w:val="18"/>
               </w:rPr>
-              <w:t xml:space="preserve"># Sort by age (ascending), then salary (descending)</w:t>
+              <w:t xml:space="preserve"> </w:t>
             </w:r>
           </w:p>
           <w:p>
@@ -1070,33 +1823,33 @@
                 <w:sz w:val="18"/>
                 <w:szCs w:val="18"/>
               </w:rPr>
-              <w:t xml:space="preserve"># Output: [('Alice', 25, 60000), ('Charlie', 25, 65000), ('Bob', 30, 55000)]</w:t>
-            </w:r>
-          </w:p>
-          <w:p>
-            <w:pPr>
-              <w:spacing w:after="20"/>
-            </w:pPr>
-            <w:r>
-              <w:rPr>
-                <w:rFonts w:ascii="Courier New" w:cs="Courier New" w:eastAsia="Courier New" w:hAnsi="Courier New"/>
-                <w:sz w:val="18"/>
-                <w:szCs w:val="18"/>
-              </w:rPr>
-              <w:t xml:space="preserve"> </w:t>
-            </w:r>
-          </w:p>
-          <w:p>
-            <w:pPr>
-              <w:spacing w:after="20"/>
-            </w:pPr>
-            <w:r>
-              <w:rPr>
-                <w:rFonts w:ascii="Courier New" w:cs="Courier New" w:eastAsia="Courier New" w:hAnsi="Courier New"/>
-                <w:sz w:val="18"/>
-                <w:szCs w:val="18"/>
-              </w:rPr>
-              <w:t xml:space="preserve"># 2. Sorting with custom object</w:t>
+              <w:t xml:space="preserve"> </w:t>
+            </w:r>
+          </w:p>
+          <w:p>
+            <w:pPr>
+              <w:spacing w:after="20"/>
+            </w:pPr>
+            <w:r>
+              <w:rPr>
+                <w:rFonts w:ascii="Courier New" w:cs="Courier New" w:eastAsia="Courier New" w:hAnsi="Courier New"/>
+                <w:sz w:val="18"/>
+                <w:szCs w:val="18"/>
+              </w:rPr>
+              <w:t xml:space="preserve"> </w:t>
+            </w:r>
+          </w:p>
+          <w:p>
+            <w:pPr>
+              <w:spacing w:after="20"/>
+            </w:pPr>
+            <w:r>
+              <w:rPr>
+                <w:rFonts w:ascii="Courier New" w:cs="Courier New" w:eastAsia="Courier New" w:hAnsi="Courier New"/>
+                <w:sz w:val="18"/>
+                <w:szCs w:val="18"/>
+              </w:rPr>
+              <w:t xml:space="preserve"> </w:t>
             </w:r>
           </w:p>
           <w:p>
@@ -1304,7 +2057,7 @@
                 <w:sz w:val="18"/>
                 <w:szCs w:val="18"/>
               </w:rPr>
-              <w:t xml:space="preserve"># Sort by rating (descending), then price (ascending)</w:t>
+              <w:t xml:space="preserve"> </w:t>
             </w:r>
           </w:p>
           <w:p>
@@ -1356,7 +2109,7 @@
                 <w:sz w:val="18"/>
                 <w:szCs w:val="18"/>
               </w:rPr>
-              <w:t xml:space="preserve"># 3. Case-insensitive sorting with original case preserved</w:t>
+              <w:t xml:space="preserve"> </w:t>
             </w:r>
           </w:p>
           <w:p>
@@ -1421,7 +2174,7 @@
                 <w:sz w:val="18"/>
                 <w:szCs w:val="18"/>
               </w:rPr>
-              <w:t xml:space="preserve"># 4. Sorting a list of paths</w:t>
+              <w:t xml:space="preserve"> </w:t>
             </w:r>
           </w:p>
           <w:p>
@@ -1473,7 +2226,7 @@
                 <w:sz w:val="18"/>
                 <w:szCs w:val="18"/>
               </w:rPr>
-              <w:t xml:space="preserve"># Sort by filename only</w:t>
+              <w:t xml:space="preserve"> </w:t>
             </w:r>
           </w:p>
           <w:p>
@@ -1525,7 +2278,7 @@
                 <w:sz w:val="18"/>
                 <w:szCs w:val="18"/>
               </w:rPr>
-              <w:t xml:space="preserve"># 5. Natural sort (1, 2, 10 instead of 1, 10, 2)</w:t>
+              <w:t xml:space="preserve"> </w:t>
             </w:r>
           </w:p>
           <w:p>
@@ -1668,7 +2421,7 @@
                 <w:sz w:val="18"/>
                 <w:szCs w:val="18"/>
               </w:rPr>
-              <w:t xml:space="preserve"># 6. Sorting with operator module (efficient for tuples)</w:t>
+              <w:t xml:space="preserve"> </w:t>
             </w:r>
           </w:p>
           <w:p>
@@ -1707,7 +2460,7 @@
                 <w:sz w:val="18"/>
                 <w:szCs w:val="18"/>
               </w:rPr>
-              <w:t xml:space="preserve"># Sort tuples by second element</w:t>
+              <w:t xml:space="preserve"> </w:t>
             </w:r>
           </w:p>
           <w:p>
@@ -1746,46 +2499,46 @@
                 <w:sz w:val="18"/>
                 <w:szCs w:val="18"/>
               </w:rPr>
-              <w:t xml:space="preserve"># More efficient than: sorted(data, key=lambda x: x[1])</w:t>
-            </w:r>
-          </w:p>
-          <w:p>
-            <w:pPr>
-              <w:spacing w:after="20"/>
-            </w:pPr>
-            <w:r>
-              <w:rPr>
-                <w:rFonts w:ascii="Courier New" w:cs="Courier New" w:eastAsia="Courier New" w:hAnsi="Courier New"/>
-                <w:sz w:val="18"/>
-                <w:szCs w:val="18"/>
-              </w:rPr>
-              <w:t xml:space="preserve"> </w:t>
-            </w:r>
-          </w:p>
-          <w:p>
-            <w:pPr>
-              <w:spacing w:after="20"/>
-            </w:pPr>
-            <w:r>
-              <w:rPr>
-                <w:rFonts w:ascii="Courier New" w:cs="Courier New" w:eastAsia="Courier New" w:hAnsi="Courier New"/>
-                <w:sz w:val="18"/>
-                <w:szCs w:val="18"/>
-              </w:rPr>
-              <w:t xml:space="preserve"># 7. Multi-key sorting with operator</w:t>
-            </w:r>
-          </w:p>
-          <w:p>
-            <w:pPr>
-              <w:spacing w:after="20"/>
-            </w:pPr>
-            <w:r>
-              <w:rPr>
-                <w:rFonts w:ascii="Courier New" w:cs="Courier New" w:eastAsia="Courier New" w:hAnsi="Courier New"/>
-                <w:sz w:val="18"/>
-                <w:szCs w:val="18"/>
-              </w:rPr>
-              <w:t xml:space="preserve"># Sort by third element, then first element</w:t>
+              <w:t xml:space="preserve"> </w:t>
+            </w:r>
+          </w:p>
+          <w:p>
+            <w:pPr>
+              <w:spacing w:after="20"/>
+            </w:pPr>
+            <w:r>
+              <w:rPr>
+                <w:rFonts w:ascii="Courier New" w:cs="Courier New" w:eastAsia="Courier New" w:hAnsi="Courier New"/>
+                <w:sz w:val="18"/>
+                <w:szCs w:val="18"/>
+              </w:rPr>
+              <w:t xml:space="preserve"> </w:t>
+            </w:r>
+          </w:p>
+          <w:p>
+            <w:pPr>
+              <w:spacing w:after="20"/>
+            </w:pPr>
+            <w:r>
+              <w:rPr>
+                <w:rFonts w:ascii="Courier New" w:cs="Courier New" w:eastAsia="Courier New" w:hAnsi="Courier New"/>
+                <w:sz w:val="18"/>
+                <w:szCs w:val="18"/>
+              </w:rPr>
+              <w:t xml:space="preserve"> </w:t>
+            </w:r>
+          </w:p>
+          <w:p>
+            <w:pPr>
+              <w:spacing w:after="20"/>
+            </w:pPr>
+            <w:r>
+              <w:rPr>
+                <w:rFonts w:ascii="Courier New" w:cs="Courier New" w:eastAsia="Courier New" w:hAnsi="Courier New"/>
+                <w:sz w:val="18"/>
+                <w:szCs w:val="18"/>
+              </w:rPr>
+              <w:t xml:space="preserve"> </w:t>
             </w:r>
           </w:p>
           <w:p>
@@ -1824,7 +2577,7 @@
                 <w:sz w:val="18"/>
                 <w:szCs w:val="18"/>
               </w:rPr>
-              <w:t xml:space="preserve"># 8. Stable sort demonstration</w:t>
+              <w:t xml:space="preserve"> </w:t>
             </w:r>
           </w:p>
           <w:p>
@@ -1928,7 +2681,7 @@
                 <w:sz w:val="18"/>
                 <w:szCs w:val="18"/>
               </w:rPr>
-              <w:t xml:space="preserve"># Sort by grade first</w:t>
+              <w:t xml:space="preserve"> </w:t>
             </w:r>
           </w:p>
           <w:p>
@@ -1980,7 +2733,7 @@
                 <w:sz w:val="18"/>
                 <w:szCs w:val="18"/>
               </w:rPr>
-              <w:t xml:space="preserve"># Sort by grade, then by score (stable maintains original grade order for ties)</w:t>
+              <w:t xml:space="preserve"> </w:t>
             </w:r>
           </w:p>
           <w:p>
@@ -2032,7 +2785,7 @@
                 <w:sz w:val="18"/>
                 <w:szCs w:val="18"/>
               </w:rPr>
-              <w:t xml:space="preserve"># 9. Sorting with string methods</w:t>
+              <w:t xml:space="preserve"> </w:t>
             </w:r>
           </w:p>
           <w:p>
@@ -2071,7 +2824,7 @@
                 <w:sz w:val="18"/>
                 <w:szCs w:val="18"/>
               </w:rPr>
-              <w:t xml:space="preserve"># Case-insensitive</w:t>
+              <w:t xml:space="preserve"> </w:t>
             </w:r>
           </w:p>
           <w:p>
@@ -2123,7 +2876,7 @@
                 <w:sz w:val="18"/>
                 <w:szCs w:val="18"/>
               </w:rPr>
-              <w:t xml:space="preserve"># 10. Complex real-world example: Sorting search results</w:t>
+              <w:t xml:space="preserve"> </w:t>
             </w:r>
           </w:p>
           <w:p>
@@ -2214,7 +2967,7 @@
                 <w:sz w:val="18"/>
                 <w:szCs w:val="18"/>
               </w:rPr>
-              <w:t xml:space="preserve"># Sort by relevance (descending), then views (descending)</w:t>
+              <w:t xml:space="preserve"> </w:t>
             </w:r>
           </w:p>
           <w:p>
@@ -2305,7 +3058,7 @@
                 <w:sz w:val="18"/>
                 <w:szCs w:val="18"/>
               </w:rPr>
-              <w:t xml:space="preserve"># 11. Decorate-sort-undecorate pattern (for complex sorting)</w:t>
+              <w:t xml:space="preserve"> </w:t>
             </w:r>
           </w:p>
           <w:p>
@@ -2513,7 +3266,7 @@
                 <w:sz w:val="18"/>
                 <w:szCs w:val="18"/>
               </w:rPr>
-              <w:t xml:space="preserve"># 12. When to use .sort() vs. sorted()</w:t>
+              <w:t xml:space="preserve"> </w:t>
             </w:r>
           </w:p>
           <w:p>
@@ -2552,46 +3305,46 @@
                 <w:sz w:val="18"/>
                 <w:szCs w:val="18"/>
               </w:rPr>
-              <w:t xml:space="preserve"># Use sorted() when:</w:t>
-            </w:r>
-          </w:p>
-          <w:p>
-            <w:pPr>
-              <w:spacing w:after="20"/>
-            </w:pPr>
-            <w:r>
-              <w:rPr>
-                <w:rFonts w:ascii="Courier New" w:cs="Courier New" w:eastAsia="Courier New" w:hAnsi="Courier New"/>
-                <w:sz w:val="18"/>
-                <w:szCs w:val="18"/>
-              </w:rPr>
-              <w:t xml:space="preserve">#   - You need to keep original list</w:t>
-            </w:r>
-          </w:p>
-          <w:p>
-            <w:pPr>
-              <w:spacing w:after="20"/>
-            </w:pPr>
-            <w:r>
-              <w:rPr>
-                <w:rFonts w:ascii="Courier New" w:cs="Courier New" w:eastAsia="Courier New" w:hAnsi="Courier New"/>
-                <w:sz w:val="18"/>
-                <w:szCs w:val="18"/>
-              </w:rPr>
-              <w:t xml:space="preserve">#   - Working with non-list iterables (tuples, sets, generators)</w:t>
-            </w:r>
-          </w:p>
-          <w:p>
-            <w:pPr>
-              <w:spacing w:after="20"/>
-            </w:pPr>
-            <w:r>
-              <w:rPr>
-                <w:rFonts w:ascii="Courier New" w:cs="Courier New" w:eastAsia="Courier New" w:hAnsi="Courier New"/>
-                <w:sz w:val="18"/>
-                <w:szCs w:val="18"/>
-              </w:rPr>
-              <w:t xml:space="preserve">#   - Chaining methods</w:t>
+              <w:t xml:space="preserve"> </w:t>
+            </w:r>
+          </w:p>
+          <w:p>
+            <w:pPr>
+              <w:spacing w:after="20"/>
+            </w:pPr>
+            <w:r>
+              <w:rPr>
+                <w:rFonts w:ascii="Courier New" w:cs="Courier New" w:eastAsia="Courier New" w:hAnsi="Courier New"/>
+                <w:sz w:val="18"/>
+                <w:szCs w:val="18"/>
+              </w:rPr>
+              <w:t xml:space="preserve"> </w:t>
+            </w:r>
+          </w:p>
+          <w:p>
+            <w:pPr>
+              <w:spacing w:after="20"/>
+            </w:pPr>
+            <w:r>
+              <w:rPr>
+                <w:rFonts w:ascii="Courier New" w:cs="Courier New" w:eastAsia="Courier New" w:hAnsi="Courier New"/>
+                <w:sz w:val="18"/>
+                <w:szCs w:val="18"/>
+              </w:rPr>
+              <w:t xml:space="preserve"> </w:t>
+            </w:r>
+          </w:p>
+          <w:p>
+            <w:pPr>
+              <w:spacing w:after="20"/>
+            </w:pPr>
+            <w:r>
+              <w:rPr>
+                <w:rFonts w:ascii="Courier New" w:cs="Courier New" w:eastAsia="Courier New" w:hAnsi="Courier New"/>
+                <w:sz w:val="18"/>
+                <w:szCs w:val="18"/>
+              </w:rPr>
+              <w:t xml:space="preserve"> </w:t>
             </w:r>
           </w:p>
           <w:p>
@@ -2656,33 +3409,33 @@
                 <w:sz w:val="18"/>
                 <w:szCs w:val="18"/>
               </w:rPr>
-              <w:t xml:space="preserve"># Use .sort() when:</w:t>
-            </w:r>
-          </w:p>
-          <w:p>
-            <w:pPr>
-              <w:spacing w:after="20"/>
-            </w:pPr>
-            <w:r>
-              <w:rPr>
-                <w:rFonts w:ascii="Courier New" w:cs="Courier New" w:eastAsia="Courier New" w:hAnsi="Courier New"/>
-                <w:sz w:val="18"/>
-                <w:szCs w:val="18"/>
-              </w:rPr>
-              <w:t xml:space="preserve">#   - You want to modify list in-place (saves memory)</w:t>
-            </w:r>
-          </w:p>
-          <w:p>
-            <w:pPr>
-              <w:spacing w:after="20"/>
-            </w:pPr>
-            <w:r>
-              <w:rPr>
-                <w:rFonts w:ascii="Courier New" w:cs="Courier New" w:eastAsia="Courier New" w:hAnsi="Courier New"/>
-                <w:sz w:val="18"/>
-                <w:szCs w:val="18"/>
-              </w:rPr>
-              <w:t xml:space="preserve">#   - You're done with the original order</w:t>
+              <w:t xml:space="preserve"> </w:t>
+            </w:r>
+          </w:p>
+          <w:p>
+            <w:pPr>
+              <w:spacing w:after="20"/>
+            </w:pPr>
+            <w:r>
+              <w:rPr>
+                <w:rFonts w:ascii="Courier New" w:cs="Courier New" w:eastAsia="Courier New" w:hAnsi="Courier New"/>
+                <w:sz w:val="18"/>
+                <w:szCs w:val="18"/>
+              </w:rPr>
+              <w:t xml:space="preserve"> </w:t>
+            </w:r>
+          </w:p>
+          <w:p>
+            <w:pPr>
+              <w:spacing w:after="20"/>
+            </w:pPr>
+            <w:r>
+              <w:rPr>
+                <w:rFonts w:ascii="Courier New" w:cs="Courier New" w:eastAsia="Courier New" w:hAnsi="Courier New"/>
+                <w:sz w:val="18"/>
+                <w:szCs w:val="18"/>
+              </w:rPr>
+              <w:t xml:space="preserve"> </w:t>
             </w:r>
           </w:p>
           <w:p>
@@ -2894,19 +3647,6 @@
                 <w:sz w:val="18"/>
                 <w:szCs w:val="18"/>
               </w:rPr>
-              <w:t xml:space="preserve"># Beginner</w:t>
-            </w:r>
-          </w:p>
-          <w:p>
-            <w:pPr>
-              <w:spacing w:after="20"/>
-            </w:pPr>
-            <w:r>
-              <w:rPr>
-                <w:rFonts w:ascii="Courier New" w:cs="Courier New" w:eastAsia="Courier New" w:hAnsi="Courier New"/>
-                <w:sz w:val="18"/>
-                <w:szCs w:val="18"/>
-              </w:rPr>
               <w:t xml:space="preserve">employees = [('Alice', 25), ('Bob', 30), ('Charlie', 25)]</w:t>
             </w:r>
           </w:p>
@@ -2946,7 +3686,7 @@
                 <w:sz w:val="18"/>
                 <w:szCs w:val="18"/>
               </w:rPr>
-              <w:t xml:space="preserve"># Intermediate</w:t>
+              <w:t xml:space="preserve"> </w:t>
             </w:r>
           </w:p>
           <w:p>
@@ -3050,7 +3790,7 @@
                 <w:sz w:val="18"/>
                 <w:szCs w:val="18"/>
               </w:rPr>
-              <w:t xml:space="preserve"># Challenge</w:t>
+              <w:t xml:space="preserve"> </w:t>
             </w:r>
           </w:p>
           <w:p>

--- a/Coding 2 - year/Unit 5 - Sorting Searching & Recursion/Daily Lesson Plans/Word/Day 20.docx
+++ b/Coding 2 - year/Unit 5 - Sorting Searching & Recursion/Daily Lesson Plans/Word/Day 20.docx
@@ -380,7 +380,7 @@
                 <w:sz w:val="20"/>
                 <w:szCs w:val="20"/>
               </w:rPr>
-              <w:t xml:space="preserve">    What do you already know about how to use complex key functions and solve sorting challenges with built-in Python sort?</w:t>
+              <w:t xml:space="preserve">    Have you ever used complex key functions before? Where might complex key functions be useful in a real program?</w:t>
             </w:r>
             <w:r>
               <w:rPr>
@@ -477,7 +477,7 @@
                 <w:sz w:val="20"/>
                 <w:szCs w:val="20"/>
               </w:rPr>
-              <w:t xml:space="preserve">Today's Goal: By the end of class you will be able to use complex key functions and solve sorting challenges with built-in Python sort.</w:t>
+              <w:t xml:space="preserve">Today’s Goal: By the end of class you will be able to use complex key functions and solve sorting challenges with built-in Python sort.</w:t>
             </w:r>
             <w:r>
               <w:rPr>
@@ -1296,7 +1296,7 @@
                 <w:sz w:val="20"/>
                 <w:szCs w:val="20"/>
               </w:rPr>
-              <w:t xml:space="preserve">Quick Check: Use complex key functions and solve sorting challenges with built-in Python sort?</w:t>
+              <w:t xml:space="preserve">Write the key syntax or steps for using complex key functions. What's one mistake beginners commonly make?</w:t>
             </w:r>
             <w:r>
               <w:rPr>

--- a/Coding 2 - year/Unit 5 - Sorting Searching & Recursion/Daily Lesson Plans/Word/Day 20.docx
+++ b/Coding 2 - year/Unit 5 - Sorting Searching & Recursion/Daily Lesson Plans/Word/Day 20.docx
@@ -1160,6 +1160,19 @@
             <w:r>
               <w:rPr>
                 <w:rFonts w:ascii="Arial" w:cs="Arial" w:eastAsia="Arial" w:hAnsi="Arial"/>
+                <w:b/>
+                <w:bCs/>
+                <w:i w:val="false"/>
+                <w:iCs w:val="false"/>
+                <w:color w:val="000000"/>
+                <w:sz w:val="20"/>
+                <w:szCs w:val="20"/>
+              </w:rPr>
+              <w:t xml:space="preserve">    Beginner: </w:t>
+            </w:r>
+            <w:r>
+              <w:rPr>
+                <w:rFonts w:ascii="Arial" w:cs="Arial" w:eastAsia="Arial" w:hAnsi="Arial"/>
                 <w:b w:val="false"/>
                 <w:bCs w:val="false"/>
                 <w:i w:val="false"/>
@@ -1168,7 +1181,77 @@
                 <w:sz w:val="20"/>
                 <w:szCs w:val="20"/>
               </w:rPr>
-              <w:t xml:space="preserve">    Work through problems from the day's exercise set.</w:t>
+              <w:t xml:space="preserve">Sort a list of tuples (name, age) by age. Then sort by age, then by name alphabetically.</w:t>
+            </w:r>
+            <w:r>
+              <w:rPr>
+                <w:rFonts w:ascii="Arial" w:cs="Arial" w:eastAsia="Arial" w:hAnsi="Arial"/>
+                <w:sz w:val="20"/>
+                <w:szCs w:val="20"/>
+              </w:rPr>
+              <w:br/>
+              <w:t xml:space="preserve"/>
+            </w:r>
+            <w:r>
+              <w:rPr>
+                <w:rFonts w:ascii="Arial" w:cs="Arial" w:eastAsia="Arial" w:hAnsi="Arial"/>
+                <w:b/>
+                <w:bCs/>
+                <w:i w:val="false"/>
+                <w:iCs w:val="false"/>
+                <w:color w:val="000000"/>
+                <w:sz w:val="20"/>
+                <w:szCs w:val="20"/>
+              </w:rPr>
+              <w:t xml:space="preserve">    Intermediate: </w:t>
+            </w:r>
+            <w:r>
+              <w:rPr>
+                <w:rFonts w:ascii="Arial" w:cs="Arial" w:eastAsia="Arial" w:hAnsi="Arial"/>
+                <w:b w:val="false"/>
+                <w:bCs w:val="false"/>
+                <w:i w:val="false"/>
+                <w:iCs w:val="false"/>
+                <w:color w:val="000000"/>
+                <w:sz w:val="20"/>
+                <w:szCs w:val="20"/>
+              </w:rPr>
+              <w:t xml:space="preserve">Sort a list of dictionaries with various key combinations and sort orders (some ascending, some descending).</w:t>
+            </w:r>
+            <w:r>
+              <w:rPr>
+                <w:rFonts w:ascii="Arial" w:cs="Arial" w:eastAsia="Arial" w:hAnsi="Arial"/>
+                <w:sz w:val="20"/>
+                <w:szCs w:val="20"/>
+              </w:rPr>
+              <w:br/>
+              <w:t xml:space="preserve"/>
+            </w:r>
+            <w:r>
+              <w:rPr>
+                <w:rFonts w:ascii="Arial" w:cs="Arial" w:eastAsia="Arial" w:hAnsi="Arial"/>
+                <w:b/>
+                <w:bCs/>
+                <w:i w:val="false"/>
+                <w:iCs w:val="false"/>
+                <w:color w:val="000000"/>
+                <w:sz w:val="20"/>
+                <w:szCs w:val="20"/>
+              </w:rPr>
+              <w:t xml:space="preserve">    Challenge: </w:t>
+            </w:r>
+            <w:r>
+              <w:rPr>
+                <w:rFonts w:ascii="Arial" w:cs="Arial" w:eastAsia="Arial" w:hAnsi="Arial"/>
+                <w:b w:val="false"/>
+                <w:bCs w:val="false"/>
+                <w:i w:val="false"/>
+                <w:iCs w:val="false"/>
+                <w:color w:val="000000"/>
+                <w:sz w:val="20"/>
+                <w:szCs w:val="20"/>
+              </w:rPr>
+              <w:t xml:space="preserve">Implement natural sorting for file names with embedded numbers. Sort ['file1.txt', 'file10.txt', 'file2.txt'] in human-readable order.…</w:t>
             </w:r>
             <w:r>
               <w:rPr>
@@ -4019,6 +4102,94 @@
       <w:pPr>
         <w:spacing w:after="160"/>
       </w:pPr>
+    </w:p>
+    <w:p>
+      <w:pPr>
+        <w:pBdr>
+          <w:bottom w:val="single" w:color="1B7A4A" w:sz="4" w:space="4"/>
+        </w:pBdr>
+        <w:spacing w:after="100" w:before="120"/>
+      </w:pPr>
+      <w:r>
+        <w:rPr>
+          <w:rFonts w:ascii="Arial" w:cs="Arial" w:eastAsia="Arial" w:hAnsi="Arial"/>
+          <w:b/>
+          <w:bCs/>
+          <w:color w:val="1B7A4A"/>
+          <w:sz w:val="24"/>
+          <w:szCs w:val="24"/>
+        </w:rPr>
+        <w:t xml:space="preserve">Practice Problems</w:t>
+      </w:r>
+    </w:p>
+    <w:p>
+      <w:pPr>
+        <w:spacing w:after="80"/>
+      </w:pPr>
+      <w:r>
+        <w:rPr>
+          <w:rFonts w:ascii="Arial" w:cs="Arial" w:eastAsia="Arial" w:hAnsi="Arial"/>
+          <w:b/>
+          <w:bCs/>
+          <w:sz w:val="20"/>
+          <w:szCs w:val="20"/>
+        </w:rPr>
+        <w:t xml:space="preserve">Problem 1: </w:t>
+      </w:r>
+      <w:r>
+        <w:rPr>
+          <w:rFonts w:ascii="Arial" w:cs="Arial" w:eastAsia="Arial" w:hAnsi="Arial"/>
+          <w:sz w:val="20"/>
+          <w:szCs w:val="20"/>
+        </w:rPr>
+        <w:t xml:space="preserve">Beginner:  Sort a list of tuples (name, age) by age. Then sort by age, then by name alphabetically.</w:t>
+      </w:r>
+    </w:p>
+    <w:p>
+      <w:pPr>
+        <w:spacing w:after="80"/>
+      </w:pPr>
+      <w:r>
+        <w:rPr>
+          <w:rFonts w:ascii="Arial" w:cs="Arial" w:eastAsia="Arial" w:hAnsi="Arial"/>
+          <w:b/>
+          <w:bCs/>
+          <w:sz w:val="20"/>
+          <w:szCs w:val="20"/>
+        </w:rPr>
+        <w:t xml:space="preserve">Problem 2: </w:t>
+      </w:r>
+      <w:r>
+        <w:rPr>
+          <w:rFonts w:ascii="Arial" w:cs="Arial" w:eastAsia="Arial" w:hAnsi="Arial"/>
+          <w:sz w:val="20"/>
+          <w:szCs w:val="20"/>
+        </w:rPr>
+        <w:t xml:space="preserve">Intermediate:  Sort a list of dictionaries with various key combinations and sort orders (some ascending, some descending).</w:t>
+      </w:r>
+    </w:p>
+    <w:p>
+      <w:pPr>
+        <w:spacing w:after="80"/>
+      </w:pPr>
+      <w:r>
+        <w:rPr>
+          <w:rFonts w:ascii="Arial" w:cs="Arial" w:eastAsia="Arial" w:hAnsi="Arial"/>
+          <w:b/>
+          <w:bCs/>
+          <w:sz w:val="20"/>
+          <w:szCs w:val="20"/>
+        </w:rPr>
+        <w:t xml:space="preserve">Problem 3: </w:t>
+      </w:r>
+      <w:r>
+        <w:rPr>
+          <w:rFonts w:ascii="Arial" w:cs="Arial" w:eastAsia="Arial" w:hAnsi="Arial"/>
+          <w:sz w:val="20"/>
+          <w:szCs w:val="20"/>
+        </w:rPr>
+        <w:t xml:space="preserve">Challenge:  Implement natural sorting for file names with embedded numbers. Sort ['file1.txt', 'file10.txt', 'file2.txt'] in human-readable order.</w:t>
+      </w:r>
     </w:p>
     <w:p>
       <w:pPr>
